--- a/Task 6/Assignment/张靖悦_TASK6.docx
+++ b/Task 6/Assignment/张靖悦_TASK6.docx
@@ -403,7 +403,7 @@
             <w:r>
               <w:rPr>
                 <w:rFonts w:ascii="宋体" w:hAnsi="宋体" w:eastAsia="宋体"/>
-                <w:b/>
+                <w:b w:val="0"/>
                 <w:i w:val="0"/>
                 <w:color w:val="000000"/>
                 <w:sz w:val="18"/>
@@ -431,7 +431,7 @@
             <w:r>
               <w:rPr>
                 <w:rFonts w:ascii="宋体" w:hAnsi="宋体" w:eastAsia="宋体"/>
-                <w:b/>
+                <w:b w:val="0"/>
                 <w:i w:val="0"/>
                 <w:color w:val="000000"/>
                 <w:sz w:val="18"/>
@@ -459,7 +459,7 @@
             <w:r>
               <w:rPr>
                 <w:rFonts w:ascii="宋体" w:hAnsi="宋体" w:eastAsia="宋体"/>
-                <w:b/>
+                <w:b w:val="0"/>
                 <w:i w:val="0"/>
                 <w:color w:val="000000"/>
                 <w:sz w:val="18"/>
@@ -487,7 +487,7 @@
             <w:r>
               <w:rPr>
                 <w:rFonts w:ascii="宋体" w:hAnsi="宋体" w:eastAsia="宋体"/>
-                <w:b/>
+                <w:b w:val="0"/>
                 <w:i w:val="0"/>
                 <w:color w:val="000000"/>
                 <w:sz w:val="18"/>
@@ -1498,7 +1498,7 @@
             <w:r>
               <w:rPr>
                 <w:rFonts w:ascii="宋体" w:hAnsi="宋体" w:eastAsia="宋体"/>
-                <w:b/>
+                <w:b w:val="0"/>
                 <w:i w:val="0"/>
                 <w:color w:val="000000"/>
                 <w:sz w:val="18"/>
@@ -1526,7 +1526,7 @@
             <w:r>
               <w:rPr>
                 <w:rFonts w:ascii="宋体" w:hAnsi="宋体" w:eastAsia="宋体"/>
-                <w:b/>
+                <w:b w:val="0"/>
                 <w:i w:val="0"/>
                 <w:color w:val="000000"/>
                 <w:sz w:val="18"/>
@@ -1554,7 +1554,7 @@
             <w:r>
               <w:rPr>
                 <w:rFonts w:ascii="宋体" w:hAnsi="宋体" w:eastAsia="宋体"/>
-                <w:b/>
+                <w:b w:val="0"/>
                 <w:i w:val="0"/>
                 <w:color w:val="000000"/>
                 <w:sz w:val="18"/>
@@ -1582,7 +1582,7 @@
             <w:r>
               <w:rPr>
                 <w:rFonts w:ascii="宋体" w:hAnsi="宋体" w:eastAsia="宋体"/>
-                <w:b/>
+                <w:b w:val="0"/>
                 <w:i w:val="0"/>
                 <w:color w:val="000000"/>
                 <w:sz w:val="18"/>
@@ -3758,22 +3758,6 @@
           <w:b/>
           <w:i w:val="0"/>
           <w:color w:val="000000"/>
-          <w:sz w:val="28"/>
-        </w:rPr>
-        <w:t>6. 回测结果与多模型对比</w:t>
-      </w:r>
-    </w:p>
-    <w:p>
-      <w:pPr>
-        <w:spacing w:line="360" w:lineRule="auto" w:before="120" w:after="120"/>
-        <w:jc w:val="left"/>
-      </w:pPr>
-      <w:r>
-        <w:rPr>
-          <w:rFonts w:ascii="宋体" w:hAnsi="宋体" w:eastAsia="宋体"/>
-          <w:b/>
-          <w:i w:val="0"/>
-          <w:color w:val="000000"/>
           <w:sz w:val="24"/>
         </w:rPr>
         <w:t>6.1 模型预测精度对比</w:t>
@@ -3830,7 +3814,7 @@
             <w:r>
               <w:rPr>
                 <w:rFonts w:ascii="宋体" w:hAnsi="宋体" w:eastAsia="宋体"/>
-                <w:b/>
+                <w:b w:val="0"/>
                 <w:i w:val="0"/>
                 <w:color w:val="000000"/>
                 <w:sz w:val="18"/>
@@ -3858,7 +3842,7 @@
             <w:r>
               <w:rPr>
                 <w:rFonts w:ascii="宋体" w:hAnsi="宋体" w:eastAsia="宋体"/>
-                <w:b/>
+                <w:b w:val="0"/>
                 <w:i w:val="0"/>
                 <w:color w:val="000000"/>
                 <w:sz w:val="18"/>
@@ -3886,7 +3870,7 @@
             <w:r>
               <w:rPr>
                 <w:rFonts w:ascii="宋体" w:hAnsi="宋体" w:eastAsia="宋体"/>
-                <w:b/>
+                <w:b w:val="0"/>
                 <w:i w:val="0"/>
                 <w:color w:val="000000"/>
                 <w:sz w:val="18"/>
@@ -3914,7 +3898,7 @@
             <w:r>
               <w:rPr>
                 <w:rFonts w:ascii="宋体" w:hAnsi="宋体" w:eastAsia="宋体"/>
-                <w:b/>
+                <w:b w:val="0"/>
                 <w:i w:val="0"/>
                 <w:color w:val="000000"/>
                 <w:sz w:val="18"/>
@@ -3942,7 +3926,7 @@
             <w:r>
               <w:rPr>
                 <w:rFonts w:ascii="宋体" w:hAnsi="宋体" w:eastAsia="宋体"/>
-                <w:b/>
+                <w:b w:val="0"/>
                 <w:i w:val="0"/>
                 <w:color w:val="000000"/>
                 <w:sz w:val="18"/>
@@ -4558,6 +4542,78 @@
     </w:p>
     <w:p>
       <w:pPr>
+        <w:jc w:val="center"/>
+      </w:pPr>
+      <w:r>
+        <w:drawing>
+          <wp:inline xmlns:a="http://schemas.openxmlformats.org/drawingml/2006/main" xmlns:pic="http://schemas.openxmlformats.org/drawingml/2006/picture">
+            <wp:extent cx="5486400" cy="4691270"/>
+            <wp:docPr id="1" name="Picture 1"/>
+            <wp:cNvGraphicFramePr>
+              <a:graphicFrameLocks noChangeAspect="1"/>
+            </wp:cNvGraphicFramePr>
+            <a:graphic>
+              <a:graphicData uri="http://schemas.openxmlformats.org/drawingml/2006/picture">
+                <pic:pic>
+                  <pic:nvPicPr>
+                    <pic:cNvPr id="0" name="TASK6_预测vs实际散点图.png"/>
+                    <pic:cNvPicPr/>
+                  </pic:nvPicPr>
+                  <pic:blipFill>
+                    <a:blip r:embed="rId9"/>
+                    <a:stretch>
+                      <a:fillRect/>
+                    </a:stretch>
+                  </pic:blipFill>
+                  <pic:spPr>
+                    <a:xfrm>
+                      <a:off x="0" y="0"/>
+                      <a:ext cx="5486400" cy="4691270"/>
+                    </a:xfrm>
+                    <a:prstGeom prst="rect"/>
+                  </pic:spPr>
+                </pic:pic>
+              </a:graphicData>
+            </a:graphic>
+          </wp:inline>
+        </w:drawing>
+      </w:r>
+    </w:p>
+    <w:p>
+      <w:pPr>
+        <w:spacing w:before="60" w:after="120"/>
+        <w:jc w:val="center"/>
+      </w:pPr>
+      <w:r>
+        <w:rPr>
+          <w:rFonts w:ascii="宋体" w:hAnsi="宋体" w:eastAsia="宋体"/>
+          <w:b w:val="0"/>
+          <w:i w:val="0"/>
+          <w:color w:val="000000"/>
+          <w:sz w:val="21"/>
+        </w:rPr>
+        <w:t>图1  Ridge 回归模型预测收益 vs 实际收益散点图</w:t>
+      </w:r>
+    </w:p>
+    <w:p>
+      <w:pPr>
+        <w:spacing w:line="360" w:lineRule="auto" w:before="0" w:after="0"/>
+        <w:ind w:firstLine="420"/>
+        <w:jc w:val="both"/>
+      </w:pPr>
+      <w:r>
+        <w:rPr>
+          <w:rFonts w:ascii="宋体" w:hAnsi="宋体" w:eastAsia="宋体"/>
+          <w:b w:val="0"/>
+          <w:i w:val="0"/>
+          <w:color w:val="000000"/>
+          <w:sz w:val="21"/>
+        </w:rPr>
+        <w:t>（图1 以散点图形式展示了 Ridge 回归模型在测试集上的预测收益与实际收益的对应关系。每个点代表一只股票在一个季度截面上的预测值与实际值。点的分布高度分散且未呈现明显的正斜率趋势，直观地印证了前文所述的"模型绝对预测精度极低"的结论。尽管如此，模型仍然能够通过排序信息提取出有效的选股信号。）</w:t>
+      </w:r>
+    </w:p>
+    <w:p>
+      <w:pPr>
         <w:spacing w:line="360" w:lineRule="auto" w:before="120" w:after="120"/>
         <w:jc w:val="left"/>
       </w:pPr>
@@ -4586,7 +4642,62 @@
           <w:color w:val="000000"/>
           <w:sz w:val="21"/>
         </w:rPr>
-        <w:t>在 2024 年测试期内，按季度再平衡规则执行 Top-30 等权选股策略，三类模型（Ridge、随机森林、GBDT）和基准的净值曲线如下。图1展示了各类模型策略的累计净值走势。净值起点统一为 1.0，在 2024-03-29（Q1 末）进行首次调仓，此后在 2024-06-28、2024-09-30 和 2024-12-31 分别调仓。</w:t>
+        <w:t>在 2024 年测试期内，按季度再平衡规则执行 Top-30 等权选股策略，三类模型（Ridge、随机森林、GBDT）和基准的净值曲线如下。图2展示了各类模型策略的累计净值走势。净值起点统一为 1.0，在 2024-03-29（Q1 末）进行首次调仓，此后在 2024-06-28、2024-09-30 和 2024-12-31 分别调仓。</w:t>
+      </w:r>
+    </w:p>
+    <w:p>
+      <w:pPr>
+        <w:jc w:val="center"/>
+      </w:pPr>
+      <w:r>
+        <w:drawing>
+          <wp:inline xmlns:a="http://schemas.openxmlformats.org/drawingml/2006/main" xmlns:pic="http://schemas.openxmlformats.org/drawingml/2006/picture">
+            <wp:extent cx="5486400" cy="2947595"/>
+            <wp:docPr id="2" name="Picture 2"/>
+            <wp:cNvGraphicFramePr>
+              <a:graphicFrameLocks noChangeAspect="1"/>
+            </wp:cNvGraphicFramePr>
+            <a:graphic>
+              <a:graphicData uri="http://schemas.openxmlformats.org/drawingml/2006/picture">
+                <pic:pic>
+                  <pic:nvPicPr>
+                    <pic:cNvPr id="0" name="TASK6_净值曲线对比.png"/>
+                    <pic:cNvPicPr/>
+                  </pic:nvPicPr>
+                  <pic:blipFill>
+                    <a:blip r:embed="rId10"/>
+                    <a:stretch>
+                      <a:fillRect/>
+                    </a:stretch>
+                  </pic:blipFill>
+                  <pic:spPr>
+                    <a:xfrm>
+                      <a:off x="0" y="0"/>
+                      <a:ext cx="5486400" cy="2947595"/>
+                    </a:xfrm>
+                    <a:prstGeom prst="rect"/>
+                  </pic:spPr>
+                </pic:pic>
+              </a:graphicData>
+            </a:graphic>
+          </wp:inline>
+        </w:drawing>
+      </w:r>
+    </w:p>
+    <w:p>
+      <w:pPr>
+        <w:spacing w:before="60" w:after="120"/>
+        <w:jc w:val="center"/>
+      </w:pPr>
+      <w:r>
+        <w:rPr>
+          <w:rFonts w:ascii="宋体" w:hAnsi="宋体" w:eastAsia="宋体"/>
+          <w:b w:val="0"/>
+          <w:i w:val="0"/>
+          <w:color w:val="000000"/>
+          <w:sz w:val="21"/>
+        </w:rPr>
+        <w:t>图2  四类回归模型 Top-30 选股策略净值曲线对比</w:t>
       </w:r>
     </w:p>
     <w:p>
@@ -4603,7 +4714,7 @@
           <w:color w:val="000000"/>
           <w:sz w:val="21"/>
         </w:rPr>
-        <w:t>图1  四类回归模型 Top-30 选股策略净值曲线对比</w:t>
+        <w:t>（图2 展示了从 2024 年 3 月末到 2024 年 12 月底的净值走势。从图中可以清晰观察到，2024 年 Q2（3 月至 6 月）市场处于调整阶段，所有模型均出现不同程度亏损，其中决策树亏损幅度最大。2024 年 Q3（6 月至 9 月）市场迎来强劲反弹，所有模型净值大幅攀升，Ridge 和 GBDT 的涨幅尤为突出。2024 年 Q4（9 月至 12 月）市场再度回调，各模型净值出现回落。整体而言，Ridge 和 GBDT 的净值曲线始终位于基准上方，证明了模型选股确实带来了超额收益。）</w:t>
       </w:r>
     </w:p>
     <w:p>
@@ -4620,7 +4731,62 @@
           <w:color w:val="000000"/>
           <w:sz w:val="21"/>
         </w:rPr>
-        <w:t>（图1 展示了从 2024 年 3 月末到 2024 年 12 月底的净值走势。从图中可以清晰观察到，2024 年 Q2（3 月至 6 月）市场处于调整阶段，所有模型均出现不同程度亏损，其中决策树亏损幅度最大。2024 年 Q3（6 月至 9 月）市场迎来强劲反弹，所有模型净值大幅攀升，Ridge 和 GBDT 的涨幅尤为突出。2024 年 Q4（9 月至 12 月）市场再度回调，各模型净值出现回落。整体而言，Ridge 和 GBDT 的净值曲线始终位于基准上方，证明了模型选股确实带来了超额收益。）</w:t>
+        <w:t>从图3 各模型季度收益率对比中可以更直观地看到三个季度的收益分布。2024 年 Q2（6-28 为截止日）所有模型均为负收益，Ridge -1.39%、随机森林 -1.25%、GBDT +0.04%、决策树 -2.92%，基准 -2.85%。可见，在 Q2 的市场调整中，所有模型和基准均未能幸免，但 Ridge 和随机森林的亏损显著小于基准，显示出一定的防御性。2024 年 Q3（9-30 为截止日）市场出现大幅反弹，Ridge 以 +23.88% 的季度收益领跑，随机森林 +21.46%、GBDT +21.32%，基准 +17.52%。在这一轮上涨中，三类模型的选股能力得到了充分体现，均大幅跑赢基准。2024 年 Q4（12-31 为截止日）市场再次转弱，Ridge -1.30%、随机森林 -2.66%、GBDT -1.54%、决策树 -5.30%，基准 -2.10%。Q4 的表现进一步印证了模型的风险收益特征：大部分模型在 Q4 的回撤小于基准，但决策树因 Q3 选错标的在 Q4 产生了较大亏损。</w:t>
+      </w:r>
+    </w:p>
+    <w:p>
+      <w:pPr>
+        <w:jc w:val="center"/>
+      </w:pPr>
+      <w:r>
+        <w:drawing>
+          <wp:inline xmlns:a="http://schemas.openxmlformats.org/drawingml/2006/main" xmlns:pic="http://schemas.openxmlformats.org/drawingml/2006/picture">
+            <wp:extent cx="5486400" cy="2947595"/>
+            <wp:docPr id="3" name="Picture 3"/>
+            <wp:cNvGraphicFramePr>
+              <a:graphicFrameLocks noChangeAspect="1"/>
+            </wp:cNvGraphicFramePr>
+            <a:graphic>
+              <a:graphicData uri="http://schemas.openxmlformats.org/drawingml/2006/picture">
+                <pic:pic>
+                  <pic:nvPicPr>
+                    <pic:cNvPr id="0" name="TASK6_季度收益柱状图.png"/>
+                    <pic:cNvPicPr/>
+                  </pic:nvPicPr>
+                  <pic:blipFill>
+                    <a:blip r:embed="rId11"/>
+                    <a:stretch>
+                      <a:fillRect/>
+                    </a:stretch>
+                  </pic:blipFill>
+                  <pic:spPr>
+                    <a:xfrm>
+                      <a:off x="0" y="0"/>
+                      <a:ext cx="5486400" cy="2947595"/>
+                    </a:xfrm>
+                    <a:prstGeom prst="rect"/>
+                  </pic:spPr>
+                </pic:pic>
+              </a:graphicData>
+            </a:graphic>
+          </wp:inline>
+        </w:drawing>
+      </w:r>
+    </w:p>
+    <w:p>
+      <w:pPr>
+        <w:spacing w:before="60" w:after="120"/>
+        <w:jc w:val="center"/>
+      </w:pPr>
+      <w:r>
+        <w:rPr>
+          <w:rFonts w:ascii="宋体" w:hAnsi="宋体" w:eastAsia="宋体"/>
+          <w:b w:val="0"/>
+          <w:i w:val="0"/>
+          <w:color w:val="000000"/>
+          <w:sz w:val="21"/>
+        </w:rPr>
+        <w:t>图3  各模型季度收益率对比</w:t>
       </w:r>
     </w:p>
     <w:p>
@@ -4637,7 +4803,7 @@
           <w:color w:val="000000"/>
           <w:sz w:val="21"/>
         </w:rPr>
-        <w:t>从图2 各模型季度收益率对比中可以更直观地看到三个季度的收益分布。2024 年 Q2（6-28 为截止日）所有模型均为负收益，Ridge -1.39%、随机森林 -1.25%、GBDT +0.04%、决策树 -2.92%，基准 -2.85%。可见，在 Q2 的市场调整中，所有模型和基准均未能幸免，但 Ridge 和随机森林的亏损显著小于基准，显示出一定的防御性。2024 年 Q3（9-30 为截止日）市场出现大幅反弹，Ridge 以 +23.88% 的季度收益领跑，随机森林 +21.46%、GBDT +21.32%，基准 +17.52%。在这一轮上涨中，三类模型的选股能力得到了充分体现，均大幅跑赢基准。2024 年 Q4（12-31 为截止日）市场再次转弱，Ridge -1.30%、随机森林 -2.66%、GBDT -1.54%、决策树 -5.30%，基准 -2.10%。Q4 的表现进一步印证了模型的风险收益特征：大部分模型在 Q4 的回撤小于基准，但决策树因 Q3 选错标的在 Q4 产生了较大亏损。</w:t>
+        <w:t>（图3 以柱状图形式展示了每季度各模型与基准的收益率对比。2024 年 Q2 所有模型均录得亏损，但 Ridge 和随机森林的亏损幅度最小。2024 年 Q3 是策略表现的关键季度，三类模型均获得显著正收益，其中 Ridge 以接近 24% 的季度收益显著领先。2024 年 Q4 市场再度转弱，但除决策树外，其余模型均优于基准。）</w:t>
       </w:r>
     </w:p>
     <w:p>
@@ -4654,7 +4820,62 @@
           <w:color w:val="000000"/>
           <w:sz w:val="21"/>
         </w:rPr>
-        <w:t>图2  各模型季度收益率对比</w:t>
+        <w:t>从图4 各模型最大回撤曲线对比中可以看出，决策树在 2024 年 Q2 和 Q4 的回撤幅度明显大于其他模型，最大回撤达到 -5.30%。Ridge 和 GBDT 的回撤控制最为出色，最大回撤分别仅为 -1.39% 和 -1.54%。这说明模型复杂度并非越高越好，Ridge 回归以最简单的线性模型形式，在回测中反而取得了最好的累计收益和最小的回撤，体现了"复杂模型容易过拟合、简单模型在样本外更稳健"这一经验法则。随机森林和 GBDT 的回撤也控制在 -2.66% 以内，均优于基准的 -2.85%。</w:t>
+      </w:r>
+    </w:p>
+    <w:p>
+      <w:pPr>
+        <w:jc w:val="center"/>
+      </w:pPr>
+      <w:r>
+        <w:drawing>
+          <wp:inline xmlns:a="http://schemas.openxmlformats.org/drawingml/2006/main" xmlns:pic="http://schemas.openxmlformats.org/drawingml/2006/picture">
+            <wp:extent cx="5486400" cy="2486553"/>
+            <wp:docPr id="4" name="Picture 4"/>
+            <wp:cNvGraphicFramePr>
+              <a:graphicFrameLocks noChangeAspect="1"/>
+            </wp:cNvGraphicFramePr>
+            <a:graphic>
+              <a:graphicData uri="http://schemas.openxmlformats.org/drawingml/2006/picture">
+                <pic:pic>
+                  <pic:nvPicPr>
+                    <pic:cNvPr id="0" name="TASK6_最大回撤对比.png"/>
+                    <pic:cNvPicPr/>
+                  </pic:nvPicPr>
+                  <pic:blipFill>
+                    <a:blip r:embed="rId12"/>
+                    <a:stretch>
+                      <a:fillRect/>
+                    </a:stretch>
+                  </pic:blipFill>
+                  <pic:spPr>
+                    <a:xfrm>
+                      <a:off x="0" y="0"/>
+                      <a:ext cx="5486400" cy="2486553"/>
+                    </a:xfrm>
+                    <a:prstGeom prst="rect"/>
+                  </pic:spPr>
+                </pic:pic>
+              </a:graphicData>
+            </a:graphic>
+          </wp:inline>
+        </w:drawing>
+      </w:r>
+    </w:p>
+    <w:p>
+      <w:pPr>
+        <w:spacing w:before="60" w:after="120"/>
+        <w:jc w:val="center"/>
+      </w:pPr>
+      <w:r>
+        <w:rPr>
+          <w:rFonts w:ascii="宋体" w:hAnsi="宋体" w:eastAsia="宋体"/>
+          <w:b w:val="0"/>
+          <w:i w:val="0"/>
+          <w:color w:val="000000"/>
+          <w:sz w:val="21"/>
+        </w:rPr>
+        <w:t>图4  各模型最大回撤曲线对比</w:t>
       </w:r>
     </w:p>
     <w:p>
@@ -4671,58 +4892,7 @@
           <w:color w:val="000000"/>
           <w:sz w:val="21"/>
         </w:rPr>
-        <w:t>（图2 以柱状图形式展示了每季度各模型与基准的收益率对比。2024 年 Q2 所有模型均录得亏损，但 Ridge 和随机森林的亏损幅度最小。2024 年 Q3 是策略表现的关键季度，三类模型均获得显著正收益，其中 Ridge 以接近 24% 的季度收益显著领先。2024 年 Q4 市场再度转弱，但除决策树外，其余模型均优于基准。）</w:t>
-      </w:r>
-    </w:p>
-    <w:p>
-      <w:pPr>
-        <w:spacing w:line="360" w:lineRule="auto" w:before="0" w:after="0"/>
-        <w:ind w:firstLine="420"/>
-        <w:jc w:val="both"/>
-      </w:pPr>
-      <w:r>
-        <w:rPr>
-          <w:rFonts w:ascii="宋体" w:hAnsi="宋体" w:eastAsia="宋体"/>
-          <w:b w:val="0"/>
-          <w:i w:val="0"/>
-          <w:color w:val="000000"/>
-          <w:sz w:val="21"/>
-        </w:rPr>
-        <w:t>从图3 各模型最大回撤曲线对比中可以看出，决策树在 2024 年 Q2 和 Q4 的回撤幅度明显大于其他模型，最大回撤达到 -5.30%。Ridge 和 GBDT 的回撤控制最为出色，最大回撤分别仅为 -1.39% 和 -1.54%。这说明模型复杂度并非越高越好，Ridge 回归以最简单的线性模型形式，在回测中反而取得了最好的累计收益和最小的回撤，体现了"复杂模型容易过拟合、简单模型在样本外更稳健"这一经验法则。随机森林和 GBDT 的回撤也控制在 -2.66% 以内，均优于基准的 -2.85%。</w:t>
-      </w:r>
-    </w:p>
-    <w:p>
-      <w:pPr>
-        <w:spacing w:line="360" w:lineRule="auto" w:before="0" w:after="0"/>
-        <w:ind w:firstLine="420"/>
-        <w:jc w:val="both"/>
-      </w:pPr>
-      <w:r>
-        <w:rPr>
-          <w:rFonts w:ascii="宋体" w:hAnsi="宋体" w:eastAsia="宋体"/>
-          <w:b w:val="0"/>
-          <w:i w:val="0"/>
-          <w:color w:val="000000"/>
-          <w:sz w:val="21"/>
-        </w:rPr>
-        <w:t>图3  各模型最大回撤曲线对比</w:t>
-      </w:r>
-    </w:p>
-    <w:p>
-      <w:pPr>
-        <w:spacing w:line="360" w:lineRule="auto" w:before="0" w:after="0"/>
-        <w:ind w:firstLine="420"/>
-        <w:jc w:val="both"/>
-      </w:pPr>
-      <w:r>
-        <w:rPr>
-          <w:rFonts w:ascii="宋体" w:hAnsi="宋体" w:eastAsia="宋体"/>
-          <w:b w:val="0"/>
-          <w:i w:val="0"/>
-          <w:color w:val="000000"/>
-          <w:sz w:val="21"/>
-        </w:rPr>
-        <w:t>（图3 展示了各模型净值从最高点的累计回撤幅度。从图中可以观察到，决策树在 Q2 和 Q4 的回撤曲线明显低于其他模型，在 Q4 的回撤一度接近 -5.30%。Ridge 和 GBDT 的回撤曲线始终在最上方，即回撤幅度最小。这一结果表明，在回撤控制方面，Ridge 和 GBDT 具有显著优势。）</w:t>
+        <w:t>（图4 展示了各模型净值从最高点的累计回撤幅度。从图中可以观察到，决策树在 Q2 和 Q4 的回撤曲线明显低于其他模型，在 Q4 的回撤一度接近 -5.30%。Ridge 和 GBDT 的回撤曲线始终在最上方，即回撤幅度最小。这一结果表明，在回撤控制方面，Ridge 和 GBDT 具有显著优势。）</w:t>
       </w:r>
     </w:p>
     <w:p>
@@ -4755,7 +4925,62 @@
           <w:color w:val="000000"/>
           <w:sz w:val="21"/>
         </w:rPr>
-        <w:t>图4 展示了随机森林和 GBDT 模型的特征重要性排序。两个模型的重要性排序高度一致，验证了特征重要性结论的稳健性。最重要的前三个因子依次为：ret_60d（60 日收益率）、vol_60d（60 日波动率）和 amount_log（对数成交额）。长期动量因子（ret_60d）在随机森林中重要性达到 0.166，在 GBDT 中达到 0.194，是两类模型中最重要的因子。这有力验证了"动量是 A 股市场最显著的收益预测因子"这一实证结论。长期波动率因子（vol_60d）紧随其后，在随机森林中重要性为 0.163，在 GBDT 中为 0.154。低波动率异象（低波动股票风险调整后收益更优）在实证研究中被广泛证实，本模型通过波动率因子的重要性排序也间接支持了这一结论。</w:t>
+        <w:t>图5 展示了随机森林和 GBDT 模型的特征重要性排序。两个模型的重要性排序高度一致，验证了特征重要性结论的稳健性。最重要的前三个因子依次为：ret_60d（60 日收益率）、vol_60d（60 日波动率）和 amount_log（对数成交额）。长期动量因子（ret_60d）在随机森林中重要性达到 0.166，在 GBDT 中达到 0.194，是两类模型中最重要的因子。这有力验证了"动量是 A 股市场最显著的收益预测因子"这一实证结论。长期波动率因子（vol_60d）紧随其后，在随机森林中重要性为 0.163，在 GBDT 中为 0.154。低波动率异象（低波动股票风险调整后收益更优）在实证研究中被广泛证实，本模型通过波动率因子的重要性排序也间接支持了这一结论。</w:t>
+      </w:r>
+    </w:p>
+    <w:p>
+      <w:pPr>
+        <w:jc w:val="center"/>
+      </w:pPr>
+      <w:r>
+        <w:drawing>
+          <wp:inline xmlns:a="http://schemas.openxmlformats.org/drawingml/2006/main" xmlns:pic="http://schemas.openxmlformats.org/drawingml/2006/picture">
+            <wp:extent cx="5486400" cy="2147195"/>
+            <wp:docPr id="5" name="Picture 5"/>
+            <wp:cNvGraphicFramePr>
+              <a:graphicFrameLocks noChangeAspect="1"/>
+            </wp:cNvGraphicFramePr>
+            <a:graphic>
+              <a:graphicData uri="http://schemas.openxmlformats.org/drawingml/2006/picture">
+                <pic:pic>
+                  <pic:nvPicPr>
+                    <pic:cNvPr id="0" name="TASK6_特征重要性.png"/>
+                    <pic:cNvPicPr/>
+                  </pic:nvPicPr>
+                  <pic:blipFill>
+                    <a:blip r:embed="rId13"/>
+                    <a:stretch>
+                      <a:fillRect/>
+                    </a:stretch>
+                  </pic:blipFill>
+                  <pic:spPr>
+                    <a:xfrm>
+                      <a:off x="0" y="0"/>
+                      <a:ext cx="5486400" cy="2147195"/>
+                    </a:xfrm>
+                    <a:prstGeom prst="rect"/>
+                  </pic:spPr>
+                </pic:pic>
+              </a:graphicData>
+            </a:graphic>
+          </wp:inline>
+        </w:drawing>
+      </w:r>
+    </w:p>
+    <w:p>
+      <w:pPr>
+        <w:spacing w:before="60" w:after="120"/>
+        <w:jc w:val="center"/>
+      </w:pPr>
+      <w:r>
+        <w:rPr>
+          <w:rFonts w:ascii="宋体" w:hAnsi="宋体" w:eastAsia="宋体"/>
+          <w:b w:val="0"/>
+          <w:i w:val="0"/>
+          <w:color w:val="000000"/>
+          <w:sz w:val="21"/>
+        </w:rPr>
+        <w:t>图5  随机森林与 GBDT 特征重要性对比</w:t>
       </w:r>
     </w:p>
     <w:p>
@@ -4772,24 +4997,7 @@
           <w:color w:val="000000"/>
           <w:sz w:val="21"/>
         </w:rPr>
-        <w:t>图4  随机森林与 GBDT 特征重要性对比</w:t>
-      </w:r>
-    </w:p>
-    <w:p>
-      <w:pPr>
-        <w:spacing w:line="360" w:lineRule="auto" w:before="0" w:after="0"/>
-        <w:ind w:firstLine="420"/>
-        <w:jc w:val="both"/>
-      </w:pPr>
-      <w:r>
-        <w:rPr>
-          <w:rFonts w:ascii="宋体" w:hAnsi="宋体" w:eastAsia="宋体"/>
-          <w:b w:val="0"/>
-          <w:i w:val="0"/>
-          <w:color w:val="000000"/>
-          <w:sz w:val="21"/>
-        </w:rPr>
-        <w:t>（图4 中两个子图分别展示了随机森林和 GBDT 的 13 个因子重要性排序。两个模型的重要性排序高度一致：ret_60d &gt; vol_60d &gt; amount_log &gt; turnover_20d &gt; vol_20d，而 rsi_14 和 volume_ratio 在两个模型中均排名末位。这表明长期动量和波动率是当前模型框架下最具预测力的两类因子。）</w:t>
+        <w:t>（图5 中两个子图分别展示了随机森林和 GBDT 的 13 个因子重要性排序。两个模型的重要性排序高度一致：ret_60d &gt; vol_60d &gt; amount_log &gt; turnover_20d &gt; vol_20d，而 rsi_14 和 volume_ratio 在两个模型中均排名末位。这表明长期动量和波动率是当前模型框架下最具预测力的两类因子。）</w:t>
       </w:r>
     </w:p>
     <w:p>
@@ -4878,7 +5086,7 @@
             <w:r>
               <w:rPr>
                 <w:rFonts w:ascii="宋体" w:hAnsi="宋体" w:eastAsia="宋体"/>
-                <w:b/>
+                <w:b w:val="0"/>
                 <w:i w:val="0"/>
                 <w:color w:val="000000"/>
                 <w:sz w:val="18"/>
@@ -4906,7 +5114,7 @@
             <w:r>
               <w:rPr>
                 <w:rFonts w:ascii="宋体" w:hAnsi="宋体" w:eastAsia="宋体"/>
-                <w:b/>
+                <w:b w:val="0"/>
                 <w:i w:val="0"/>
                 <w:color w:val="000000"/>
                 <w:sz w:val="18"/>
@@ -4934,7 +5142,7 @@
             <w:r>
               <w:rPr>
                 <w:rFonts w:ascii="宋体" w:hAnsi="宋体" w:eastAsia="宋体"/>
-                <w:b/>
+                <w:b w:val="0"/>
                 <w:i w:val="0"/>
                 <w:color w:val="000000"/>
                 <w:sz w:val="18"/>
@@ -4962,7 +5170,7 @@
             <w:r>
               <w:rPr>
                 <w:rFonts w:ascii="宋体" w:hAnsi="宋体" w:eastAsia="宋体"/>
-                <w:b/>
+                <w:b w:val="0"/>
                 <w:i w:val="0"/>
                 <w:color w:val="000000"/>
                 <w:sz w:val="18"/>
@@ -4990,7 +5198,7 @@
             <w:r>
               <w:rPr>
                 <w:rFonts w:ascii="宋体" w:hAnsi="宋体" w:eastAsia="宋体"/>
-                <w:b/>
+                <w:b w:val="0"/>
                 <w:i w:val="0"/>
                 <w:color w:val="000000"/>
                 <w:sz w:val="18"/>
@@ -5018,7 +5226,7 @@
             <w:r>
               <w:rPr>
                 <w:rFonts w:ascii="宋体" w:hAnsi="宋体" w:eastAsia="宋体"/>
-                <w:b/>
+                <w:b w:val="0"/>
                 <w:i w:val="0"/>
                 <w:color w:val="000000"/>
                 <w:sz w:val="18"/>
@@ -5046,7 +5254,7 @@
             <w:r>
               <w:rPr>
                 <w:rFonts w:ascii="宋体" w:hAnsi="宋体" w:eastAsia="宋体"/>
-                <w:b/>
+                <w:b w:val="0"/>
                 <w:i w:val="0"/>
                 <w:color w:val="000000"/>
                 <w:sz w:val="18"/>
@@ -6101,6 +6309,78 @@
     </w:p>
     <w:p>
       <w:pPr>
+        <w:jc w:val="center"/>
+      </w:pPr>
+      <w:r>
+        <w:drawing>
+          <wp:inline xmlns:a="http://schemas.openxmlformats.org/drawingml/2006/main" xmlns:pic="http://schemas.openxmlformats.org/drawingml/2006/picture">
+            <wp:extent cx="5486400" cy="3883189"/>
+            <wp:docPr id="6" name="Picture 6"/>
+            <wp:cNvGraphicFramePr>
+              <a:graphicFrameLocks noChangeAspect="1"/>
+            </wp:cNvGraphicFramePr>
+            <a:graphic>
+              <a:graphicData uri="http://schemas.openxmlformats.org/drawingml/2006/picture">
+                <pic:pic>
+                  <pic:nvPicPr>
+                    <pic:cNvPr id="0" name="TASK6_回测指标对比图.png"/>
+                    <pic:cNvPicPr/>
+                  </pic:nvPicPr>
+                  <pic:blipFill>
+                    <a:blip r:embed="rId14"/>
+                    <a:stretch>
+                      <a:fillRect/>
+                    </a:stretch>
+                  </pic:blipFill>
+                  <pic:spPr>
+                    <a:xfrm>
+                      <a:off x="0" y="0"/>
+                      <a:ext cx="5486400" cy="3883189"/>
+                    </a:xfrm>
+                    <a:prstGeom prst="rect"/>
+                  </pic:spPr>
+                </pic:pic>
+              </a:graphicData>
+            </a:graphic>
+          </wp:inline>
+        </w:drawing>
+      </w:r>
+    </w:p>
+    <w:p>
+      <w:pPr>
+        <w:spacing w:before="60" w:after="120"/>
+        <w:jc w:val="center"/>
+      </w:pPr>
+      <w:r>
+        <w:rPr>
+          <w:rFonts w:ascii="宋体" w:hAnsi="宋体" w:eastAsia="宋体"/>
+          <w:b w:val="0"/>
+          <w:i w:val="0"/>
+          <w:color w:val="000000"/>
+          <w:sz w:val="21"/>
+        </w:rPr>
+        <w:t>图6  四类回归模型回测核心指标对比</w:t>
+      </w:r>
+    </w:p>
+    <w:p>
+      <w:pPr>
+        <w:spacing w:line="360" w:lineRule="auto" w:before="0" w:after="0"/>
+        <w:ind w:firstLine="420"/>
+        <w:jc w:val="both"/>
+      </w:pPr>
+      <w:r>
+        <w:rPr>
+          <w:rFonts w:ascii="宋体" w:hAnsi="宋体" w:eastAsia="宋体"/>
+          <w:b w:val="0"/>
+          <w:i w:val="0"/>
+          <w:color w:val="000000"/>
+          <w:sz w:val="21"/>
+        </w:rPr>
+        <w:t>（图6 以 2×2 子图形式分别展示了四类模型与基准在累计收益、年化收益、夏普比率和最大回撤四个维度上的对比。灰色虚线为基准线，柱状图高于虚线表示该指标优于基准。从图中可以直观地看到，Ridge 回归在累计收益和最大回撤两个维度上均位居首位，GBDT 在夏普比率上最优，而决策树在所有维度上均表现最差。）</w:t>
+      </w:r>
+    </w:p>
+    <w:p>
+      <w:pPr>
         <w:spacing w:line="360" w:lineRule="auto" w:before="120" w:after="120"/>
         <w:jc w:val="left"/>
       </w:pPr>
